--- a/companies/meridian-actuarial/Engagements/Gonzalez, Campbell and Kelly/Meeting Minutes 2024-09-13 - Gonzalez, Campbell and Kelly.docx
+++ b/companies/meridian-actuarial/Engagements/Gonzalez, Campbell and Kelly/Meeting Minutes 2024-09-13 - Gonzalez, Campbell and Kelly.docx
@@ -7,12 +7,12 @@
         <w:pStyle w:val="Heading1"/>
       </w:pPr>
       <w:r>
-        <w:t>Meeting Minutes: Reinsurance Pricing Review for Gonzalez, Campbell and Kelly</w:t>
+        <w:t>Working Session: Reinsurance Pricing Review for Gonzalez, Campbell and Kelly</w:t>
       </w:r>
     </w:p>
     <w:p>
       <w:r>
-        <w:t>This session reviewed the state of the client data, the experience analysis now under way, and the approach we will use to develop the pricing indications. James Garcia joined from the client side for the first part of the meeting. These minutes record what was settled and what stays open at this point in the review.</w:t>
+        <w:t>This was the working session we planned for the middle of the review. It had three purposes: to close the open data questions, to look at the first experience results, and to agree how the comparison with the proposed reinsurance rates will be made. No view on the proposed rates was reached or offered. Nothing below should be read as one.</w:t>
       </w:r>
     </w:p>
     <w:p>
@@ -20,7 +20,23 @@
         <w:pStyle w:val="Heading2"/>
       </w:pPr>
       <w:r>
-        <w:t>Attendees</w:t>
+        <w:t>Those attending</w:t>
+      </w:r>
+    </w:p>
+    <w:p>
+      <w:pPr>
+        <w:pStyle w:val="ListBullet"/>
+      </w:pPr>
+      <w:r>
+        <w:t>James Garcia, Chief Financial Officer, Gonzalez, Campbell and Kelly</w:t>
+      </w:r>
+    </w:p>
+    <w:p>
+      <w:pPr>
+        <w:pStyle w:val="ListBullet"/>
+      </w:pPr>
+      <w:r>
+        <w:t>Robert Lawrence, Managing Actuary</w:t>
       </w:r>
     </w:p>
     <w:p>
@@ -41,10 +57,20 @@
     </w:p>
     <w:p>
       <w:pPr>
-        <w:pStyle w:val="ListBullet"/>
+        <w:pStyle w:val="Heading2"/>
       </w:pPr>
       <w:r>
-        <w:t>James Garcia, Chief Financial Officer, Gonzalez, Campbell and Kelly</w:t>
+        <w:t>Where the data stand</w:t>
+      </w:r>
+    </w:p>
+    <w:p>
+      <w:r>
+        <w:t>Michelle Banks reported that the data checks are complete. The in-force listing ties to the policy counts and face amounts in the company's own records. The claim listing now ties to the reinsurance statements in every year. James Garcia confirmed that the statements record a claim when it is settled, not when it is incurred. That accounts for the shortfall Karen Harris found in the most recent year. We agreed to restore that year to the study on an incurred basis and to record the adjustment in the data summary.</w:t>
+      </w:r>
+    </w:p>
+    <w:p>
+      <w:r>
+        <w:t>Michelle also set out the extent of our reliance. We have checked the data for consistency and reasonableness. We have not audited them. The report will say so, and it will list the checks we made, as the actuarial standards of practice on data quality require.</w:t>
       </w:r>
     </w:p>
     <w:p>
@@ -52,37 +78,17 @@
         <w:pStyle w:val="Heading2"/>
       </w:pPr>
       <w:r>
-        <w:t>Discussion</w:t>
+        <w:t>First look at the experience</w:t>
       </w:r>
     </w:p>
     <w:p>
       <w:r>
-        <w:t>Karen Harris reported that the data intake is effectively closed. The cession, premium, and loss files now reconcile to the treaty schedule, and the two open treaty inception dates have been confirmed by the client. One gap remains: the loss file gives paid amounts but not case reserves, and James Garcia agreed to have the reinsurance accounting group add them to the next extract.</w:t>
+        <w:t>Karen Harris walked us through the first comparison of actual claims with the claims expected under the industry mortality table. What the data show is that claims at the younger issue ages have run below expected, and that the older ages are close to expected. There are few claims at the older ages, so the second observation carries less weight than the first.</w:t>
       </w:r>
     </w:p>
     <w:p>
       <w:r>
-        <w:t>Two smaller items stayed open. The premium and loss records still use different treaty codes, and James Garcia will confirm the mapping so the two sets can be tied together without guessing. The cession schedule is also thin for two treaties in the earliest years, and we flagged that those years may fall below our credibility standard and lean more on the benchmark.</w:t>
-      </w:r>
-    </w:p>
-    <w:p>
-      <w:r>
-        <w:t>Michelle Banks summarized the experience analysis. The loss ratios by treaty year are calculated on the paid data, and they will be recut once the case reserves arrive. We agreed to hold the incurred figures internally until that step is done, since a paid-only ratio understates the recent years and should not be read as the experience.</w:t>
-      </w:r>
-    </w:p>
-    <w:p>
-      <w:r>
-        <w:t>The group then discussed the trend and loss-development assumptions that feed the pricing. We agreed to develop the indications on the client's own experience where it is credible and to blend in an industry benchmark for the thinner treaty years, so neither source carries the weight alone. Karen Harris will document the credibility standard so the weighting is on the record before any indication is shown.</w:t>
-      </w:r>
-    </w:p>
-    <w:p>
-      <w:r>
-        <w:t>We noted the line the firm keeps between what the data measure, what we assume, and what we conclude. The exhibits will show the measured experience, the assumptions memo will state the trend and development we have chosen, and the pricing indication will draw only from those two. James Garcia asked that the indications arrive with that separation visible, and we agreed.</w:t>
-      </w:r>
-    </w:p>
-    <w:p>
-      <w:r>
-        <w:t>No change to scope or schedule came out of the session. The review is at its midpoint, the measurement work is on track, and the judgment now moves to the pricing assumptions, which is the right place for it at this stage.</w:t>
+        <w:t>How much weight the block's own experience should carry against the industry table is a judgment, not a measurement. Robert Lawrence said he will set out the approach in writing before any figure is used in the rate comparison, so that the choice can be read and questioned on its own. Karen will rerun the comparison once the restored year is in. Her exhibits will show the experience with and without that year.</w:t>
       </w:r>
     </w:p>
     <w:p>
@@ -90,7 +96,30 @@
         <w:pStyle w:val="Heading2"/>
       </w:pPr>
       <w:r>
-        <w:t>Action Items</w:t>
+        <w:t>The rate comparison</w:t>
+      </w:r>
+    </w:p>
+    <w:p>
+      <w:r>
+        <w:t>We then turned to the second half of the review. Karen will project the expected claim cost on the block under the assumption we settle on. Michelle will set that cost against the premiums the proposed rates would produce, by issue age and in total.</w:t>
+      </w:r>
+    </w:p>
+    <w:p>
+      <w:r>
+        <w:t>James Garcia asked whether our report would say if the rates are fair. Robert explained what the review can support. The report will say whether the proposed rates are reasonable in relation to the block's experience and the assumptions it states. It will not assess the reinsurer's expenses, its margin, or its financial strength, because none of the data we hold bears on those questions. James accepted that and asked that the report say it plainly. We agreed that it will.</w:t>
+      </w:r>
+    </w:p>
+    <w:p>
+      <w:r>
+        <w:t>The comparison has to be made against the full proposal. The rate schedule we hold covers only part of the issue age range, and James undertook to send the rest.</w:t>
+      </w:r>
+    </w:p>
+    <w:p>
+      <w:pPr>
+        <w:pStyle w:val="Heading2"/>
+      </w:pPr>
+      <w:r>
+        <w:t>Actions agreed</w:t>
       </w:r>
     </w:p>
     <w:tbl>
@@ -100,27 +129,41 @@
         <w:tblLook w:firstColumn="1" w:firstRow="1" w:lastColumn="0" w:lastRow="0" w:noHBand="0" w:noVBand="1" w:val="04A0"/>
       </w:tblPr>
       <w:tblGrid>
-        <w:gridCol w:w="2880"/>
-        <w:gridCol w:w="2880"/>
-        <w:gridCol w:w="2880"/>
+        <w:gridCol w:w="2160"/>
+        <w:gridCol w:w="2160"/>
+        <w:gridCol w:w="2160"/>
+        <w:gridCol w:w="2160"/>
       </w:tblGrid>
       <w:tr>
         <w:tc>
           <w:tcPr>
-            <w:tcW w:type="dxa" w:w="2880"/>
+            <w:tcW w:type="dxa" w:w="2160"/>
           </w:tcPr>
           <w:p>
             <w:r>
               <w:rPr>
                 <w:b/>
               </w:rPr>
-              <w:t>Item</w:t>
+              <w:t>No.</w:t>
             </w:r>
           </w:p>
         </w:tc>
         <w:tc>
           <w:tcPr>
-            <w:tcW w:type="dxa" w:w="2880"/>
+            <w:tcW w:type="dxa" w:w="2160"/>
+          </w:tcPr>
+          <w:p>
+            <w:r>
+              <w:rPr>
+                <w:b/>
+              </w:rPr>
+              <w:t>Action</w:t>
+            </w:r>
+          </w:p>
+        </w:tc>
+        <w:tc>
+          <w:tcPr>
+            <w:tcW w:type="dxa" w:w="2160"/>
           </w:tcPr>
           <w:p>
             <w:r>
@@ -133,14 +176,14 @@
         </w:tc>
         <w:tc>
           <w:tcPr>
-            <w:tcW w:type="dxa" w:w="2880"/>
+            <w:tcW w:type="dxa" w:w="2160"/>
           </w:tcPr>
           <w:p>
             <w:r>
               <w:rPr>
                 <w:b/>
               </w:rPr>
-              <w:t>Target</w:t>
+              <w:t>Timing</w:t>
             </w:r>
           </w:p>
         </w:tc>
@@ -148,17 +191,27 @@
       <w:tr>
         <w:tc>
           <w:tcPr>
-            <w:tcW w:type="dxa" w:w="2880"/>
+            <w:tcW w:type="dxa" w:w="2160"/>
           </w:tcPr>
           <w:p>
             <w:r>
-              <w:t>Add case reserves to the next loss extract</w:t>
+              <w:t>1</w:t>
             </w:r>
           </w:p>
         </w:tc>
         <w:tc>
           <w:tcPr>
-            <w:tcW w:type="dxa" w:w="2880"/>
+            <w:tcW w:type="dxa" w:w="2160"/>
+          </w:tcPr>
+          <w:p>
+            <w:r>
+              <w:t>Send the complete rate schedule from the reinsurance proposal, covering every issue age</w:t>
+            </w:r>
+          </w:p>
+        </w:tc>
+        <w:tc>
+          <w:tcPr>
+            <w:tcW w:type="dxa" w:w="2160"/>
           </w:tcPr>
           <w:p>
             <w:r>
@@ -168,11 +221,11 @@
         </w:tc>
         <w:tc>
           <w:tcPr>
-            <w:tcW w:type="dxa" w:w="2880"/>
+            <w:tcW w:type="dxa" w:w="2160"/>
           </w:tcPr>
           <w:p>
             <w:r>
-              <w:t>This period</w:t>
+              <w:t>Next week</w:t>
             </w:r>
           </w:p>
         </w:tc>
@@ -180,31 +233,41 @@
       <w:tr>
         <w:tc>
           <w:tcPr>
-            <w:tcW w:type="dxa" w:w="2880"/>
+            <w:tcW w:type="dxa" w:w="2160"/>
           </w:tcPr>
           <w:p>
             <w:r>
-              <w:t>Confirm the treaty-code mapping between the premium and loss files</w:t>
+              <w:t>2</w:t>
             </w:r>
           </w:p>
         </w:tc>
         <w:tc>
           <w:tcPr>
-            <w:tcW w:type="dxa" w:w="2880"/>
+            <w:tcW w:type="dxa" w:w="2160"/>
           </w:tcPr>
           <w:p>
             <w:r>
-              <w:t>James Garcia</w:t>
+              <w:t>Restore the most recent year on an incurred basis and rerun the experience comparison</w:t>
             </w:r>
           </w:p>
         </w:tc>
         <w:tc>
           <w:tcPr>
-            <w:tcW w:type="dxa" w:w="2880"/>
+            <w:tcW w:type="dxa" w:w="2160"/>
           </w:tcPr>
           <w:p>
             <w:r>
-              <w:t>This period</w:t>
+              <w:t>Karen Harris</w:t>
+            </w:r>
+          </w:p>
+        </w:tc>
+        <w:tc>
+          <w:tcPr>
+            <w:tcW w:type="dxa" w:w="2160"/>
+          </w:tcPr>
+          <w:p>
+            <w:r>
+              <w:t>Before the comparison begins</w:t>
             </w:r>
           </w:p>
         </w:tc>
@@ -212,17 +275,27 @@
       <w:tr>
         <w:tc>
           <w:tcPr>
-            <w:tcW w:type="dxa" w:w="2880"/>
+            <w:tcW w:type="dxa" w:w="2160"/>
           </w:tcPr>
           <w:p>
             <w:r>
-              <w:t>Recut the loss ratios once the case reserves are received</w:t>
+              <w:t>3</w:t>
             </w:r>
           </w:p>
         </w:tc>
         <w:tc>
           <w:tcPr>
-            <w:tcW w:type="dxa" w:w="2880"/>
+            <w:tcW w:type="dxa" w:w="2160"/>
+          </w:tcPr>
+          <w:p>
+            <w:r>
+              <w:t>Issue the written data summary, including the adjustment to the most recent year</w:t>
+            </w:r>
+          </w:p>
+        </w:tc>
+        <w:tc>
+          <w:tcPr>
+            <w:tcW w:type="dxa" w:w="2160"/>
           </w:tcPr>
           <w:p>
             <w:r>
@@ -232,11 +305,11 @@
         </w:tc>
         <w:tc>
           <w:tcPr>
-            <w:tcW w:type="dxa" w:w="2880"/>
+            <w:tcW w:type="dxa" w:w="2160"/>
           </w:tcPr>
           <w:p>
             <w:r>
-              <w:t>Next session</w:t>
+              <w:t>Within two weeks</w:t>
             </w:r>
           </w:p>
         </w:tc>
@@ -244,31 +317,83 @@
       <w:tr>
         <w:tc>
           <w:tcPr>
-            <w:tcW w:type="dxa" w:w="2880"/>
+            <w:tcW w:type="dxa" w:w="2160"/>
           </w:tcPr>
           <w:p>
             <w:r>
-              <w:t>Document the credibility standard and the blending weights</w:t>
+              <w:t>4</w:t>
             </w:r>
           </w:p>
         </w:tc>
         <w:tc>
           <w:tcPr>
-            <w:tcW w:type="dxa" w:w="2880"/>
+            <w:tcW w:type="dxa" w:w="2160"/>
           </w:tcPr>
           <w:p>
             <w:r>
-              <w:t>Karen Harris</w:t>
+              <w:t>Set out in writing the approach to weighting the block's own experience against the industry table</w:t>
             </w:r>
           </w:p>
         </w:tc>
         <w:tc>
           <w:tcPr>
-            <w:tcW w:type="dxa" w:w="2880"/>
+            <w:tcW w:type="dxa" w:w="2160"/>
           </w:tcPr>
           <w:p>
             <w:r>
-              <w:t>Next session</w:t>
+              <w:t>Robert Lawrence</w:t>
+            </w:r>
+          </w:p>
+        </w:tc>
+        <w:tc>
+          <w:tcPr>
+            <w:tcW w:type="dxa" w:w="2160"/>
+          </w:tcPr>
+          <w:p>
+            <w:r>
+              <w:t>Before the comparison begins</w:t>
+            </w:r>
+          </w:p>
+        </w:tc>
+      </w:tr>
+      <w:tr>
+        <w:tc>
+          <w:tcPr>
+            <w:tcW w:type="dxa" w:w="2160"/>
+          </w:tcPr>
+          <w:p>
+            <w:r>
+              <w:t>5</w:t>
+            </w:r>
+          </w:p>
+        </w:tc>
+        <w:tc>
+          <w:tcPr>
+            <w:tcW w:type="dxa" w:w="2160"/>
+          </w:tcPr>
+          <w:p>
+            <w:r>
+              <w:t>Begin the comparison of expected claim cost with the proposed premiums</w:t>
+            </w:r>
+          </w:p>
+        </w:tc>
+        <w:tc>
+          <w:tcPr>
+            <w:tcW w:type="dxa" w:w="2160"/>
+          </w:tcPr>
+          <w:p>
+            <w:r>
+              <w:t>Karen Harris and Michelle Banks</w:t>
+            </w:r>
+          </w:p>
+        </w:tc>
+        <w:tc>
+          <w:tcPr>
+            <w:tcW w:type="dxa" w:w="2160"/>
+          </w:tcPr>
+          <w:p>
+            <w:r>
+              <w:t>Once items 1, 2 and 4 are done</w:t>
             </w:r>
           </w:p>
         </w:tc>
@@ -276,7 +401,7 @@
     </w:tbl>
     <w:p>
       <w:r>
-        <w:t>Minutes prepared by Michelle Banks.</w:t>
+        <w:t>Corrections to these notes are welcome. Please send them to Robert Lawrence, and a revised copy will go to everyone who attended.</w:t>
       </w:r>
     </w:p>
     <w:sectPr>
